--- a/assets/downloads-editie-6/editie6_aflevering-12-beste-weg-vooruit.docx
+++ b/assets/downloads-editie-6/editie6_aflevering-12-beste-weg-vooruit.docx
@@ -36,7 +36,7 @@
         <w:pStyle w:val="BodyText"/>
       </w:pPr>
       <w:r>
-        <w:t xml:space="preserve">Het draaiboek bouwt op alles wat in de tien voorgaande afleveringen is vastgesteld. Het Europese verdragsrecht is variabel, niet constant (aflevering nul). De fasering loopt over tien jaar in zes ordes (aflevering één). Twaalf groepen leveren samen tachtig procent van de blokkadekracht (aflevering twee). De media zijn een rekstrook, niet een muur (aflevering drie). Het bezwaar zelf moet naar orde worden gewogen (aflevering vier). Twintig concrete bezwaren zijn vandaag al voorzienbaar (aflevering vijf). De Zwitserse spiegel toont wat een collegiaal ontwerp doet (aflevering zes). De Canadese spiegel toont wat een federale verdeling doet (aflevering zeven). De politieke partijen liggen in een herkenbaar krachtenveld (aflevering acht). Zesentwintig actoren verdelen zich naar fase en functie (aflevering negen). Eén bedrijfs-institutie kan in Brussel doen wat geen lidstaat alleen kan (aflevering tien).</w:t>
+        <w:t xml:space="preserve">Het draaiboek bouwt op alles wat in de tien voorgaande afleveringen is vastgesteld. Het Europese verdragsrecht is variabel, niet constant (aflevering nul). De fasering loopt over tien jaar in zes ordes (aflevering één). Twaalf groepen leveren samen tachtig procent van het remgewicht (aflevering twee). De media zijn een rekstrook, niet een muur (aflevering drie). Het bezwaar zelf moet naar orde worden gewogen (aflevering vier). Twintig concrete bezwaren zijn vandaag al voorzienbaar (aflevering vijf). De Zwitserse spiegel toont wat een collegiaal ontwerp doet (aflevering zes). De Canadese spiegel toont wat een federale verdeling doet (aflevering zeven). De politieke partijen liggen in een herkenbaar krachtenveld (aflevering acht). Zesentwintig actoren verdelen zich naar fase en functie (aflevering negen). Eén bedrijfs-institutie kan in Brussel doen wat geen lidstaat alleen kan (aflevering tien).</w:t>
       </w:r>
     </w:p>
     <w:p>
@@ -112,7 +112,7 @@
         <w:pStyle w:val="BodyText"/>
       </w:pPr>
       <w:r>
-        <w:t xml:space="preserve">Publiceer in een openbaar register de huidige Nederlandse blokkadescores volgens de methode van aflevering twee. Twaalf groepen, twaalf cijfers, één lijn op tachtig procent. De nulmeting hoeft niet door een overheidsinstantie te gebeuren — die zou bij eerste publicatie al een belangenconflict tonen. Een coalitie van onafhankelijke onderzoekers, mediakritische instituten en bedrijfseconomen kan de meting binnen drie maanden leveren. De methode staat in deze serie. De data zijn publiek beschikbaar. Wat ontbreekt is iemand die het doet.</w:t>
+        <w:t xml:space="preserve">Publiceer in een openbaar register de huidige Nederlandse traagheidsscores volgens de methode van aflevering twee. Twaalf groepen, twaalf cijfers, één lijn op tachtig procent. De nulmeting hoeft niet door een overheidsinstantie te gebeuren — die zou bij eerste publicatie al een belangenconflict tonen. Een coalitie van onafhankelijke onderzoekers, mediakritische instituten en bedrijfseconomen kan de meting binnen drie maanden leveren. De methode staat in deze serie. De data zijn publiek beschikbaar. Wat ontbreekt is iemand die het doet.</w:t>
       </w:r>
     </w:p>
     <w:p>
@@ -180,7 +180,7 @@
         <w:pStyle w:val="BodyText"/>
       </w:pPr>
       <w:r>
-        <w:t xml:space="preserve">De drie kernartikelen — collegiaal kabinet zoals beschreven in aflevering zes, ordeclassificatie van bezwaar zoals beschreven in aflevering vier, en sunsetbeperking van wetgeving — kunnen in eerste lezing worden voorgelegd. Niet als integraal pakket. Drie afzonderlijke voorstellen met elk een eigen vraagstelling. Dat verlaagt de blokkadescore per voorstel, en dwingt elke tegenstander zich expliciet uit te spreken tegen elk artikel apart.</w:t>
+        <w:t xml:space="preserve">De drie kernartikelen — collegiaal kabinet zoals beschreven in aflevering zes, ordeclassificatie van bezwaar zoals beschreven in aflevering vier, en sunsetbeperking van wetgeving — kunnen in eerste lezing worden voorgelegd. Niet als integraal pakket. Drie afzonderlijke voorstellen met elk een eigen vraagstelling. Dat verlaagt de traagheidsscore per voorstel, en dwingt elke schakel-met-traagheid zich expliciet uit te spreken tegen elk artikel apart.</w:t>
       </w:r>
     </w:p>
     <w:p>
